--- a/Session_3_Fachtransfer_Projektwoche/S3_Arbeitsheft.docx
+++ b/Session_3_Fachtransfer_Projektwoche/S3_Arbeitsheft.docx
@@ -36,9 +36,9 @@
     <w:p>
       <w:pPr>
         <w:pBdr>
-          <w:left w:val="single" w:color="0B6E69" w:sz="18" w:space="6"/>
+          <w:left w:val="single" w:color="EF7D00" w:sz="18" w:space="6"/>
         </w:pBdr>
-        <w:shd w:fill="E6F2F1" w:color="auto" w:val="clear"/>
+        <w:shd w:fill="FDF0E3" w:color="auto" w:val="clear"/>
         <w:spacing w:after="60" w:before="60"/>
         <w:ind w:left="200" w:right="200"/>
       </w:pPr>
@@ -50,14 +50,14 @@
         <w:t xml:space="preserve">Ihr Ziel heute:</w:t>
       </w:r>
       <w:r>
-        <w:t xml:space="preserve"> Sie erproben in Ihrer Fachgruppe eine Aufgabe am mBot2 so, wie sie später Ihre Schülerinnen und Schüler bearbeiten. Aus Ihren Erfahrungen entwickeln Sie einen Tagesplan für eine </w:t>
+        <w:t xml:space="preserve"> Sie erproben in Ihrer Fachgruppe eine Aufgabe am mBot2 so, wie sie später Ihre Schülerinnen und Schüler bearbeiten. Aus Ihren Erfahrungen entwickeln Sie einen Tagesplan für die </w:t>
       </w:r>
       <w:r>
         <w:rPr>
           <w:b/>
           <w:bCs/>
         </w:rPr>
-        <w:t xml:space="preserve">Klasse 7</w:t>
+        <w:t xml:space="preserve">gemeinsam gewählte Jahrgangsstufe</w:t>
       </w:r>
       <w:r>
         <w:t xml:space="preserve"> und stimmen ihn mit den anderen Projekttagen ab.</w:t>
@@ -87,12 +87,12 @@
       <w:tblPr>
         <w:tblW w:type="dxa" w:w="9706"/>
         <w:tblBorders>
-          <w:top w:val="single" w:color="9DB8B6" w:sz="4"/>
-          <w:left w:val="single" w:color="9DB8B6" w:sz="4"/>
-          <w:bottom w:val="single" w:color="9DB8B6" w:sz="4"/>
-          <w:right w:val="single" w:color="9DB8B6" w:sz="4"/>
-          <w:insideH w:val="single" w:color="9DB8B6" w:sz="4"/>
-          <w:insideV w:val="single" w:color="9DB8B6" w:sz="4"/>
+          <w:top w:val="single" w:color="BFBFBF" w:sz="4"/>
+          <w:left w:val="single" w:color="BFBFBF" w:sz="4"/>
+          <w:bottom w:val="single" w:color="BFBFBF" w:sz="4"/>
+          <w:right w:val="single" w:color="BFBFBF" w:sz="4"/>
+          <w:insideH w:val="single" w:color="BFBFBF" w:sz="4"/>
+          <w:insideV w:val="single" w:color="BFBFBF" w:sz="4"/>
         </w:tblBorders>
         <w:tblLayout w:type="fixed"/>
       </w:tblPr>
@@ -109,7 +109,7 @@
         <w:tc>
           <w:tcPr>
             <w:tcW w:type="dxa" w:w="1553"/>
-            <w:shd w:fill="E6F2F1" w:color="auto" w:val="clear"/>
+            <w:shd w:fill="FDF0E3" w:color="auto" w:val="clear"/>
             <w:tcMar>
               <w:top w:type="dxa" w:w="60"/>
               <w:left w:type="dxa" w:w="100"/>
@@ -130,7 +130,7 @@
         <w:tc>
           <w:tcPr>
             <w:tcW w:type="dxa" w:w="1650"/>
-            <w:shd w:fill="E6F2F1" w:color="auto" w:val="clear"/>
+            <w:shd w:fill="FDF0E3" w:color="auto" w:val="clear"/>
             <w:tcMar>
               <w:top w:type="dxa" w:w="60"/>
               <w:left w:type="dxa" w:w="100"/>
@@ -151,7 +151,7 @@
         <w:tc>
           <w:tcPr>
             <w:tcW w:type="dxa" w:w="4465"/>
-            <w:shd w:fill="E6F2F1" w:color="auto" w:val="clear"/>
+            <w:shd w:fill="FDF0E3" w:color="auto" w:val="clear"/>
             <w:tcMar>
               <w:top w:type="dxa" w:w="60"/>
               <w:left w:type="dxa" w:w="100"/>
@@ -172,7 +172,7 @@
         <w:tc>
           <w:tcPr>
             <w:tcW w:type="dxa" w:w="1844"/>
-            <w:shd w:fill="E6F2F1" w:color="auto" w:val="clear"/>
+            <w:shd w:fill="FDF0E3" w:color="auto" w:val="clear"/>
             <w:tcMar>
               <w:top w:type="dxa" w:w="60"/>
               <w:left w:type="dxa" w:w="100"/>
@@ -532,10 +532,19 @@
           <w:b/>
           <w:bCs/>
         </w:rPr>
-        <w:t xml:space="preserve">Referenz-Lerngruppe:</w:t>
-      </w:r>
-      <w:r>
-        <w:t xml:space="preserve"> Klasse 7, Teams zu 3–4, Rollen Bedienung – Beobachtung – Dokumentation, täglich wechselnd. Die mBot2 sind montiert; Grundbefehle sind aus einer Einführungsstunde bekannt.</w:t>
+        <w:t xml:space="preserve">Unsere Referenz-Jahrgangsstufe:</w:t>
+      </w:r>
+      <w:r>
+        <w:t xml:space="preserve"> Klasse ______ (Voreinstellung und ausgearbeitetes Beispiel: Klasse 7; Varianten für Klasse 5/6, 9/10 und Sek II in </w:t>
+      </w:r>
+      <w:r>
+        <w:rPr>
+          <w:rFonts w:ascii="Courier New" w:cs="Courier New" w:eastAsia="Courier New" w:hAnsi="Courier New"/>
+        </w:rPr>
+        <w:t xml:space="preserve">07_Anpassung_Jahrgangsstufen.md</w:t>
+      </w:r>
+      <w:r>
+        <w:t xml:space="preserve">). Teams zu 3–4, Rollen Bedienung – Beobachtung – Dokumentation, täglich wechselnd. Die mBot2 sind montiert; Grundbefehle sind aus einer Einführungsstunde bekannt.</w:t>
       </w:r>
     </w:p>
     <w:p>
@@ -669,7 +678,7 @@
         <w:t xml:space="preserve">Diagnoseauftrag</w:t>
       </w:r>
       <w:r>
-        <w:t xml:space="preserve"> für Klasse 7: nur Soll-Verhalten und beobachtbares Symptom, nicht die Ursache.</w:t>
+        <w:t xml:space="preserve"> für Ihre Referenz-Jahrgangsstufe: nur Soll-Verhalten und beobachtbares Symptom, nicht die Ursache.</w:t>
       </w:r>
     </w:p>
     <w:p>
@@ -747,7 +756,7 @@
         <w:pStyle w:val="ListParagraph"/>
         <w:numPr>
           <w:ilvl w:val="0"/>
-          <w:numId w:val="2"/>
+          <w:numId w:val="3"/>
         </w:numPr>
       </w:pPr>
       <w:r>
@@ -776,7 +785,7 @@
         <w:pStyle w:val="ListParagraph"/>
         <w:numPr>
           <w:ilvl w:val="0"/>
-          <w:numId w:val="2"/>
+          <w:numId w:val="3"/>
         </w:numPr>
       </w:pPr>
       <w:r>
@@ -788,7 +797,7 @@
         <w:pStyle w:val="ListParagraph"/>
         <w:numPr>
           <w:ilvl w:val="0"/>
-          <w:numId w:val="2"/>
+          <w:numId w:val="3"/>
         </w:numPr>
       </w:pPr>
       <w:r>
@@ -960,7 +969,7 @@
         <w:pStyle w:val="ListParagraph"/>
         <w:numPr>
           <w:ilvl w:val="0"/>
-          <w:numId w:val="2"/>
+          <w:numId w:val="4"/>
         </w:numPr>
       </w:pPr>
       <w:r>
@@ -972,7 +981,7 @@
         <w:pStyle w:val="ListParagraph"/>
         <w:numPr>
           <w:ilvl w:val="0"/>
-          <w:numId w:val="2"/>
+          <w:numId w:val="4"/>
         </w:numPr>
       </w:pPr>
       <w:r>
@@ -984,7 +993,7 @@
         <w:pStyle w:val="ListParagraph"/>
         <w:numPr>
           <w:ilvl w:val="0"/>
-          <w:numId w:val="2"/>
+          <w:numId w:val="4"/>
         </w:numPr>
       </w:pPr>
       <w:r>
@@ -996,7 +1005,7 @@
         <w:pStyle w:val="ListParagraph"/>
         <w:numPr>
           <w:ilvl w:val="0"/>
-          <w:numId w:val="2"/>
+          <w:numId w:val="4"/>
         </w:numPr>
       </w:pPr>
       <w:r>
@@ -1130,7 +1139,7 @@
         <w:t xml:space="preserve">Erweiterung (10 Min.)</w:t>
       </w:r>
       <w:r>
-        <w:t xml:space="preserve"> Formulieren Sie die fachliche Leitfrage für Klasse 7 und ein erwartbares Schülerergebnis.</w:t>
+        <w:t xml:space="preserve"> Formulieren Sie die fachliche Leitfrage für Ihre Referenz-Jahrgangsstufe und ein erwartbares Schülerergebnis.</w:t>
       </w:r>
     </w:p>
     <w:p>
@@ -1150,12 +1159,12 @@
       <w:tblPr>
         <w:tblW w:type="dxa" w:w="9706"/>
         <w:tblBorders>
-          <w:top w:val="single" w:color="9DB8B6" w:sz="4"/>
-          <w:left w:val="single" w:color="9DB8B6" w:sz="4"/>
-          <w:bottom w:val="single" w:color="9DB8B6" w:sz="4"/>
-          <w:right w:val="single" w:color="9DB8B6" w:sz="4"/>
-          <w:insideH w:val="single" w:color="9DB8B6" w:sz="4"/>
-          <w:insideV w:val="single" w:color="9DB8B6" w:sz="4"/>
+          <w:top w:val="single" w:color="BFBFBF" w:sz="4"/>
+          <w:left w:val="single" w:color="BFBFBF" w:sz="4"/>
+          <w:bottom w:val="single" w:color="BFBFBF" w:sz="4"/>
+          <w:right w:val="single" w:color="BFBFBF" w:sz="4"/>
+          <w:insideH w:val="single" w:color="BFBFBF" w:sz="4"/>
+          <w:insideV w:val="single" w:color="BFBFBF" w:sz="4"/>
         </w:tblBorders>
         <w:tblLayout w:type="fixed"/>
       </w:tblPr>
@@ -1172,7 +1181,7 @@
         <w:tc>
           <w:tcPr>
             <w:tcW w:type="dxa" w:w="2427"/>
-            <w:shd w:fill="E6F2F1" w:color="auto" w:val="clear"/>
+            <w:shd w:fill="FDF0E3" w:color="auto" w:val="clear"/>
             <w:tcMar>
               <w:top w:type="dxa" w:w="60"/>
               <w:left w:type="dxa" w:w="100"/>
@@ -1193,7 +1202,7 @@
         <w:tc>
           <w:tcPr>
             <w:tcW w:type="dxa" w:w="2427"/>
-            <w:shd w:fill="E6F2F1" w:color="auto" w:val="clear"/>
+            <w:shd w:fill="FDF0E3" w:color="auto" w:val="clear"/>
             <w:tcMar>
               <w:top w:type="dxa" w:w="60"/>
               <w:left w:type="dxa" w:w="100"/>
@@ -1214,7 +1223,7 @@
         <w:tc>
           <w:tcPr>
             <w:tcW w:type="dxa" w:w="2427"/>
-            <w:shd w:fill="E6F2F1" w:color="auto" w:val="clear"/>
+            <w:shd w:fill="FDF0E3" w:color="auto" w:val="clear"/>
             <w:tcMar>
               <w:top w:type="dxa" w:w="60"/>
               <w:left w:type="dxa" w:w="100"/>
@@ -1235,7 +1244,7 @@
         <w:tc>
           <w:tcPr>
             <w:tcW w:type="dxa" w:w="2427"/>
-            <w:shd w:fill="E6F2F1" w:color="auto" w:val="clear"/>
+            <w:shd w:fill="FDF0E3" w:color="auto" w:val="clear"/>
             <w:tcMar>
               <w:top w:type="dxa" w:w="60"/>
               <w:left w:type="dxa" w:w="100"/>
@@ -1249,7 +1258,7 @@
                 <w:b/>
                 <w:bCs/>
               </w:rPr>
-              <w:t xml:space="preserve">Was braucht Klasse 7 hier?</w:t>
+              <w:t xml:space="preserve">Was braucht die Lerngruppe hier?</w:t>
             </w:r>
           </w:p>
         </w:tc>
@@ -1468,12 +1477,12 @@
       <w:tblPr>
         <w:tblW w:type="dxa" w:w="9706"/>
         <w:tblBorders>
-          <w:top w:val="single" w:color="9DB8B6" w:sz="4"/>
-          <w:left w:val="single" w:color="9DB8B6" w:sz="4"/>
-          <w:bottom w:val="single" w:color="9DB8B6" w:sz="4"/>
-          <w:right w:val="single" w:color="9DB8B6" w:sz="4"/>
-          <w:insideH w:val="single" w:color="9DB8B6" w:sz="4"/>
-          <w:insideV w:val="single" w:color="9DB8B6" w:sz="4"/>
+          <w:top w:val="single" w:color="BFBFBF" w:sz="4"/>
+          <w:left w:val="single" w:color="BFBFBF" w:sz="4"/>
+          <w:bottom w:val="single" w:color="BFBFBF" w:sz="4"/>
+          <w:right w:val="single" w:color="BFBFBF" w:sz="4"/>
+          <w:insideH w:val="single" w:color="BFBFBF" w:sz="4"/>
+          <w:insideV w:val="single" w:color="BFBFBF" w:sz="4"/>
         </w:tblBorders>
         <w:tblLayout w:type="fixed"/>
       </w:tblPr>
@@ -1488,7 +1497,7 @@
         <w:tc>
           <w:tcPr>
             <w:tcW w:type="dxa" w:w="5435"/>
-            <w:shd w:fill="E6F2F1" w:color="auto" w:val="clear"/>
+            <w:shd w:fill="FDF0E3" w:color="auto" w:val="clear"/>
             <w:tcMar>
               <w:top w:type="dxa" w:w="60"/>
               <w:left w:type="dxa" w:w="100"/>
@@ -1509,7 +1518,7 @@
         <w:tc>
           <w:tcPr>
             <w:tcW w:type="dxa" w:w="4174"/>
-            <w:shd w:fill="E6F2F1" w:color="auto" w:val="clear"/>
+            <w:shd w:fill="FDF0E3" w:color="auto" w:val="clear"/>
             <w:tcMar>
               <w:top w:type="dxa" w:w="60"/>
               <w:left w:type="dxa" w:w="100"/>
@@ -1571,6 +1580,36 @@
           </w:tcPr>
           <w:p>
             <w:r>
+              <w:t xml:space="preserve">Jahrgangsstufe</w:t>
+            </w:r>
+          </w:p>
+        </w:tc>
+        <w:tc>
+          <w:tcPr>
+            <w:tcW w:type="dxa" w:w="4174"/>
+            <w:tcMar>
+              <w:top w:type="dxa" w:w="60"/>
+              <w:left w:type="dxa" w:w="100"/>
+              <w:bottom w:type="dxa" w:w="60"/>
+              <w:right w:type="dxa" w:w="100"/>
+            </w:tcMar>
+          </w:tcPr>
+          <w:p/>
+        </w:tc>
+      </w:tr>
+      <w:tr>
+        <w:tc>
+          <w:tcPr>
+            <w:tcW w:type="dxa" w:w="5435"/>
+            <w:tcMar>
+              <w:top w:type="dxa" w:w="60"/>
+              <w:left w:type="dxa" w:w="100"/>
+              <w:bottom w:type="dxa" w:w="60"/>
+              <w:right w:type="dxa" w:w="100"/>
+            </w:tcMar>
+          </w:tcPr>
+          <w:p>
+            <w:r>
               <w:t xml:space="preserve">Bezug zum Fachlehrplan (Sachsen-Anhalt)</w:t>
             </w:r>
           </w:p>
@@ -2074,12 +2113,12 @@
       <w:tblPr>
         <w:tblW w:type="dxa" w:w="9706"/>
         <w:tblBorders>
-          <w:top w:val="single" w:color="9DB8B6" w:sz="4"/>
-          <w:left w:val="single" w:color="9DB8B6" w:sz="4"/>
-          <w:bottom w:val="single" w:color="9DB8B6" w:sz="4"/>
-          <w:right w:val="single" w:color="9DB8B6" w:sz="4"/>
-          <w:insideH w:val="single" w:color="9DB8B6" w:sz="4"/>
-          <w:insideV w:val="single" w:color="9DB8B6" w:sz="4"/>
+          <w:top w:val="single" w:color="BFBFBF" w:sz="4"/>
+          <w:left w:val="single" w:color="BFBFBF" w:sz="4"/>
+          <w:bottom w:val="single" w:color="BFBFBF" w:sz="4"/>
+          <w:right w:val="single" w:color="BFBFBF" w:sz="4"/>
+          <w:insideH w:val="single" w:color="BFBFBF" w:sz="4"/>
+          <w:insideV w:val="single" w:color="BFBFBF" w:sz="4"/>
         </w:tblBorders>
         <w:tblLayout w:type="fixed"/>
       </w:tblPr>
@@ -2095,7 +2134,7 @@
         <w:tc>
           <w:tcPr>
             <w:tcW w:type="dxa" w:w="4562"/>
-            <w:shd w:fill="E6F2F1" w:color="auto" w:val="clear"/>
+            <w:shd w:fill="FDF0E3" w:color="auto" w:val="clear"/>
             <w:tcMar>
               <w:top w:type="dxa" w:w="60"/>
               <w:left w:type="dxa" w:w="100"/>
@@ -2116,7 +2155,7 @@
         <w:tc>
           <w:tcPr>
             <w:tcW w:type="dxa" w:w="971"/>
-            <w:shd w:fill="E6F2F1" w:color="auto" w:val="clear"/>
+            <w:shd w:fill="FDF0E3" w:color="auto" w:val="clear"/>
             <w:tcMar>
               <w:top w:type="dxa" w:w="60"/>
               <w:left w:type="dxa" w:w="100"/>
@@ -2137,7 +2176,7 @@
         <w:tc>
           <w:tcPr>
             <w:tcW w:type="dxa" w:w="3979"/>
-            <w:shd w:fill="E6F2F1" w:color="auto" w:val="clear"/>
+            <w:shd w:fill="FDF0E3" w:color="auto" w:val="clear"/>
             <w:tcMar>
               <w:top w:type="dxa" w:w="60"/>
               <w:left w:type="dxa" w:w="100"/>
@@ -2491,12 +2530,12 @@
       <w:tblPr>
         <w:tblW w:type="dxa" w:w="9706"/>
         <w:tblBorders>
-          <w:top w:val="single" w:color="9DB8B6" w:sz="4"/>
-          <w:left w:val="single" w:color="9DB8B6" w:sz="4"/>
-          <w:bottom w:val="single" w:color="9DB8B6" w:sz="4"/>
-          <w:right w:val="single" w:color="9DB8B6" w:sz="4"/>
-          <w:insideH w:val="single" w:color="9DB8B6" w:sz="4"/>
-          <w:insideV w:val="single" w:color="9DB8B6" w:sz="4"/>
+          <w:top w:val="single" w:color="BFBFBF" w:sz="4"/>
+          <w:left w:val="single" w:color="BFBFBF" w:sz="4"/>
+          <w:bottom w:val="single" w:color="BFBFBF" w:sz="4"/>
+          <w:right w:val="single" w:color="BFBFBF" w:sz="4"/>
+          <w:insideH w:val="single" w:color="BFBFBF" w:sz="4"/>
+          <w:insideV w:val="single" w:color="BFBFBF" w:sz="4"/>
         </w:tblBorders>
         <w:tblLayout w:type="fixed"/>
       </w:tblPr>
@@ -2512,7 +2551,7 @@
         <w:tc>
           <w:tcPr>
             <w:tcW w:type="dxa" w:w="1650"/>
-            <w:shd w:fill="E6F2F1" w:color="auto" w:val="clear"/>
+            <w:shd w:fill="FDF0E3" w:color="auto" w:val="clear"/>
             <w:tcMar>
               <w:top w:type="dxa" w:w="60"/>
               <w:left w:type="dxa" w:w="100"/>
@@ -2533,7 +2572,7 @@
         <w:tc>
           <w:tcPr>
             <w:tcW w:type="dxa" w:w="3979"/>
-            <w:shd w:fill="E6F2F1" w:color="auto" w:val="clear"/>
+            <w:shd w:fill="FDF0E3" w:color="auto" w:val="clear"/>
             <w:tcMar>
               <w:top w:type="dxa" w:w="60"/>
               <w:left w:type="dxa" w:w="100"/>
@@ -2554,7 +2593,7 @@
         <w:tc>
           <w:tcPr>
             <w:tcW w:type="dxa" w:w="3979"/>
-            <w:shd w:fill="E6F2F1" w:color="auto" w:val="clear"/>
+            <w:shd w:fill="FDF0E3" w:color="auto" w:val="clear"/>
             <w:tcMar>
               <w:top w:type="dxa" w:w="60"/>
               <w:left w:type="dxa" w:w="100"/>
@@ -2764,7 +2803,7 @@
         <w:t xml:space="preserve">☐ </w:t>
       </w:r>
       <w:r>
-        <w:t xml:space="preserve">mBot2 für Klasse 7 bereitstellen (mind. 1 je 3–4 Schülerinnen und Schüler), Montage und Ladezustand prüfen</w:t>
+        <w:t xml:space="preserve">mBot2 für die Lerngruppe bereitstellen (mind. 1 je 3–4 Schülerinnen und Schüler), Montage und Ladezustand prüfen</w:t>
       </w:r>
     </w:p>
     <w:p>
@@ -2864,12 +2903,12 @@
       <w:tblPr>
         <w:tblW w:type="dxa" w:w="9706"/>
         <w:tblBorders>
-          <w:top w:val="single" w:color="9DB8B6" w:sz="4"/>
-          <w:left w:val="single" w:color="9DB8B6" w:sz="4"/>
-          <w:bottom w:val="single" w:color="9DB8B6" w:sz="4"/>
-          <w:right w:val="single" w:color="9DB8B6" w:sz="4"/>
-          <w:insideH w:val="single" w:color="9DB8B6" w:sz="4"/>
-          <w:insideV w:val="single" w:color="9DB8B6" w:sz="4"/>
+          <w:top w:val="single" w:color="BFBFBF" w:sz="4"/>
+          <w:left w:val="single" w:color="BFBFBF" w:sz="4"/>
+          <w:bottom w:val="single" w:color="BFBFBF" w:sz="4"/>
+          <w:right w:val="single" w:color="BFBFBF" w:sz="4"/>
+          <w:insideH w:val="single" w:color="BFBFBF" w:sz="4"/>
+          <w:insideV w:val="single" w:color="BFBFBF" w:sz="4"/>
         </w:tblBorders>
         <w:tblLayout w:type="fixed"/>
       </w:tblPr>
@@ -2885,7 +2924,7 @@
         <w:tc>
           <w:tcPr>
             <w:tcW w:type="dxa" w:w="4950"/>
-            <w:shd w:fill="E6F2F1" w:color="auto" w:val="clear"/>
+            <w:shd w:fill="FDF0E3" w:color="auto" w:val="clear"/>
             <w:tcMar>
               <w:top w:type="dxa" w:w="60"/>
               <w:left w:type="dxa" w:w="100"/>
@@ -2906,7 +2945,7 @@
         <w:tc>
           <w:tcPr>
             <w:tcW w:type="dxa" w:w="874"/>
-            <w:shd w:fill="E6F2F1" w:color="auto" w:val="clear"/>
+            <w:shd w:fill="FDF0E3" w:color="auto" w:val="clear"/>
             <w:tcMar>
               <w:top w:type="dxa" w:w="60"/>
               <w:left w:type="dxa" w:w="100"/>
@@ -2927,7 +2966,7 @@
         <w:tc>
           <w:tcPr>
             <w:tcW w:type="dxa" w:w="3688"/>
-            <w:shd w:fill="E6F2F1" w:color="auto" w:val="clear"/>
+            <w:shd w:fill="FDF0E3" w:color="auto" w:val="clear"/>
             <w:tcMar>
               <w:top w:type="dxa" w:w="60"/>
               <w:left w:type="dxa" w:w="100"/>
@@ -3273,7 +3312,7 @@
         <w:pStyle w:val="ListParagraph"/>
         <w:numPr>
           <w:ilvl w:val="0"/>
-          <w:numId w:val="2"/>
+          <w:numId w:val="5"/>
         </w:numPr>
       </w:pPr>
       <w:r>
@@ -3285,7 +3324,7 @@
         <w:pStyle w:val="ListParagraph"/>
         <w:numPr>
           <w:ilvl w:val="0"/>
-          <w:numId w:val="2"/>
+          <w:numId w:val="5"/>
         </w:numPr>
       </w:pPr>
       <w:r>
@@ -3375,7 +3414,8 @@
       </w:r>
     </w:p>
     <w:sectPr>
-      <w:footerReference w:type="default" r:id="rId6"/>
+      <w:headerReference w:type="default" r:id="rId6"/>
+      <w:footerReference w:type="default" r:id="rId7"/>
       <w:pgSz w:w="11906" w:h="16838" w:orient="portrait"/>
       <w:pgMar w:top="1000" w:right="1100" w:bottom="1000" w:left="1100" w:header="708" w:footer="708" w:gutter="0"/>
       <w:pgNumType/>
@@ -3488,6 +3528,56 @@
 </w:footnotes>
 </file>
 
+<file path=word/header1.xml><?xml version="1.0" encoding="utf-8"?>
+<w:hdr xmlns:wpc="http://schemas.microsoft.com/office/word/2010/wordprocessingCanvas" xmlns:mc="http://schemas.openxmlformats.org/markup-compatibility/2006" xmlns:o="urn:schemas-microsoft-com:office:office" xmlns:r="http://schemas.openxmlformats.org/officeDocument/2006/relationships" xmlns:m="http://schemas.openxmlformats.org/officeDocument/2006/math" xmlns:v="urn:schemas-microsoft-com:vml" xmlns:wp14="http://schemas.microsoft.com/office/word/2010/wordprocessingDrawing" xmlns:wp="http://schemas.openxmlformats.org/drawingml/2006/wordprocessingDrawing" xmlns:w10="urn:schemas-microsoft-com:office:word" xmlns:w="http://schemas.openxmlformats.org/wordprocessingml/2006/main" xmlns:w14="http://schemas.microsoft.com/office/word/2010/wordml" xmlns:w15="http://schemas.microsoft.com/office/word/2012/wordml" xmlns:wpg="http://schemas.microsoft.com/office/word/2010/wordprocessingGroup" xmlns:wpi="http://schemas.microsoft.com/office/word/2010/wordprocessingInk" xmlns:wne="http://schemas.microsoft.com/office/word/2006/wordml" xmlns:wps="http://schemas.microsoft.com/office/word/2010/wordprocessingShape" xmlns:cx="http://schemas.microsoft.com/office/drawing/2014/chartex" xmlns:cx1="http://schemas.microsoft.com/office/drawing/2015/9/8/chartex" xmlns:cx2="http://schemas.microsoft.com/office/drawing/2015/10/21/chartex" xmlns:cx3="http://schemas.microsoft.com/office/drawing/2016/5/9/chartex" xmlns:cx4="http://schemas.microsoft.com/office/drawing/2016/5/10/chartex" xmlns:cx5="http://schemas.microsoft.com/office/drawing/2016/5/11/chartex" xmlns:cx6="http://schemas.microsoft.com/office/drawing/2016/5/12/chartex" xmlns:cx7="http://schemas.microsoft.com/office/drawing/2016/5/13/chartex" xmlns:cx8="http://schemas.microsoft.com/office/drawing/2016/5/14/chartex" xmlns:w16cid="http://schemas.microsoft.com/office/word/2016/wordml/cid" xmlns:w16se="http://schemas.microsoft.com/office/word/2015/wordml/symex">
+  <w:p>
+    <w:pPr>
+      <w:jc w:val="right"/>
+    </w:pPr>
+    <w:r>
+      <w:drawing>
+        <wp:inline distT="0" distB="0" distL="0" distR="0">
+          <wp:extent cx="2000250" cy="457200"/>
+          <wp:effectExtent t="0" r="0" b="0" l="0"/>
+          <wp:docPr id="1" name="" descr="" title=""/>
+          <wp:cNvGraphicFramePr>
+            <a:graphicFrameLocks xmlns:a="http://schemas.openxmlformats.org/drawingml/2006/main" noChangeAspect="1"/>
+          </wp:cNvGraphicFramePr>
+          <a:graphic xmlns:a="http://schemas.openxmlformats.org/drawingml/2006/main">
+            <a:graphicData uri="http://schemas.openxmlformats.org/drawingml/2006/picture">
+              <pic:pic xmlns:pic="http://schemas.openxmlformats.org/drawingml/2006/picture">
+                <pic:nvPicPr>
+                  <pic:cNvPr id="0" name="" descr=""/>
+                  <pic:cNvPicPr>
+                    <a:picLocks noChangeAspect="1" noChangeArrowheads="1"/>
+                  </pic:cNvPicPr>
+                </pic:nvPicPr>
+                <pic:blipFill>
+                  <a:blip r:embed="rId0" cstate="none"/>
+                  <a:srcRect/>
+                  <a:stretch>
+                    <a:fillRect/>
+                  </a:stretch>
+                </pic:blipFill>
+                <pic:spPr bwMode="auto">
+                  <a:xfrm>
+                    <a:off x="0" y="0"/>
+                    <a:ext cx="2000250" cy="457200"/>
+                  </a:xfrm>
+                  <a:prstGeom prst="rect">
+                    <a:avLst/>
+                  </a:prstGeom>
+                </pic:spPr>
+              </pic:pic>
+            </a:graphicData>
+          </a:graphic>
+        </wp:inline>
+      </w:drawing>
+    </w:r>
+  </w:p>
+</w:hdr>
+</file>
+
 <file path=word/numbering.xml><?xml version="1.0" encoding="utf-8"?>
 <w:numbering xmlns:wpc="http://schemas.microsoft.com/office/word/2010/wordprocessingCanvas" xmlns:mc="http://schemas.openxmlformats.org/markup-compatibility/2006" xmlns:o="urn:schemas-microsoft-com:office:office" xmlns:r="http://schemas.openxmlformats.org/officeDocument/2006/relationships" xmlns:m="http://schemas.openxmlformats.org/officeDocument/2006/math" xmlns:v="urn:schemas-microsoft-com:vml" xmlns:wp14="http://schemas.microsoft.com/office/word/2010/wordprocessingDrawing" xmlns:wp="http://schemas.openxmlformats.org/drawingml/2006/wordprocessingDrawing" xmlns:w10="urn:schemas-microsoft-com:office:word" xmlns:w="http://schemas.openxmlformats.org/wordprocessingml/2006/main" xmlns:w14="http://schemas.microsoft.com/office/word/2010/wordml" xmlns:w15="http://schemas.microsoft.com/office/word/2012/wordml" xmlns:wpg="http://schemas.microsoft.com/office/word/2010/wordprocessingGroup" xmlns:wpi="http://schemas.microsoft.com/office/word/2010/wordprocessingInk" xmlns:wne="http://schemas.microsoft.com/office/word/2006/wordml" xmlns:wps="http://schemas.microsoft.com/office/word/2010/wordprocessingShape" mc:Ignorable="w14 w15 wp14">
   <w:abstractNum w:abstractNumId="1" w15:restartNumberingAfterBreak="0">
@@ -3607,6 +3697,24 @@
       <w:startOverride w:val="1"/>
     </w:lvlOverride>
   </w:num>
+  <w:num w:numId="3">
+    <w:abstractNumId w:val="2"/>
+    <w:lvlOverride w:ilvl="0">
+      <w:startOverride w:val="1"/>
+    </w:lvlOverride>
+  </w:num>
+  <w:num w:numId="4">
+    <w:abstractNumId w:val="2"/>
+    <w:lvlOverride w:ilvl="0">
+      <w:startOverride w:val="1"/>
+    </w:lvlOverride>
+  </w:num>
+  <w:num w:numId="5">
+    <w:abstractNumId w:val="2"/>
+    <w:lvlOverride w:ilvl="0">
+      <w:startOverride w:val="1"/>
+    </w:lvlOverride>
+  </w:num>
 </w:numbering>
 </file>
 
@@ -3615,9 +3723,9 @@
   <w:docDefaults>
     <w:rPrDefault>
       <w:rPr>
-        <w:rFonts w:ascii="Calibri" w:cs="Calibri" w:eastAsia="Calibri" w:hAnsi="Calibri"/>
-        <w:sz w:val="22"/>
-        <w:szCs w:val="22"/>
+        <w:rFonts w:ascii="Lucida Sans" w:cs="Lucida Sans" w:eastAsia="Lucida Sans" w:hAnsi="Lucida Sans"/>
+        <w:sz w:val="19"/>
+        <w:szCs w:val="19"/>
       </w:rPr>
     </w:rPrDefault>
     <w:pPrDefault/>
@@ -3761,10 +3869,10 @@
       <w:spacing w:after="160" w:before="240"/>
     </w:pPr>
     <w:rPr>
-      <w:rFonts w:ascii="Cambria" w:cs="Cambria" w:eastAsia="Cambria" w:hAnsi="Cambria"/>
+      <w:rFonts w:ascii="Lucida Sans" w:cs="Lucida Sans" w:eastAsia="Lucida Sans" w:hAnsi="Lucida Sans"/>
       <w:b/>
       <w:bCs/>
-      <w:color w:val="0B6E69"/>
+      <w:color w:val="7A003F"/>
       <w:sz w:val="34"/>
       <w:szCs w:val="34"/>
     </w:rPr>
@@ -3777,10 +3885,10 @@
       <w:spacing w:after="120" w:before="240"/>
     </w:pPr>
     <w:rPr>
-      <w:rFonts w:ascii="Cambria" w:cs="Cambria" w:eastAsia="Cambria" w:hAnsi="Cambria"/>
+      <w:rFonts w:ascii="Lucida Sans" w:cs="Lucida Sans" w:eastAsia="Lucida Sans" w:hAnsi="Lucida Sans"/>
       <w:b/>
       <w:bCs/>
-      <w:color w:val="0B6E69"/>
+      <w:color w:val="7A003F"/>
       <w:sz w:val="28"/>
       <w:szCs w:val="28"/>
     </w:rPr>
